--- a/附幼周计划表智能体SOP.docx
+++ b/附幼周计划表智能体SOP.docx
@@ -64,8 +64,6 @@
             <w:pPr>
               <w:jc w:val="center"/>
             </w:pPr>
-            <w:bookmarkStart w:id="0" w:name="_GoBack"/>
-            <w:bookmarkEnd w:id="0"/>
             <w:r>
               <w:rPr>
                 <w:rFonts w:ascii="微软雅黑" w:hAnsi="微软雅黑" w:eastAsia="微软雅黑" w:cs="微软雅黑"/>
@@ -329,7 +327,7 @@
       </w:tblPr>
       <w:tblGrid>
         <w:gridCol w:w="666"/>
-        <w:gridCol w:w="9120"/>
+        <w:gridCol w:w="9112"/>
       </w:tblGrid>
       <w:tr>
         <w:tblPrEx>
@@ -1004,7 +1002,7 @@
               <w:drawing>
                 <wp:inline distT="0" distB="0" distL="114300" distR="114300">
                   <wp:extent cx="5518150" cy="2790825"/>
-                  <wp:effectExtent l="0" t="0" r="19050" b="3175"/>
+                  <wp:effectExtent l="0" t="0" r="13970" b="13335"/>
                   <wp:docPr id="4" name="图片 4"/>
                   <wp:cNvGraphicFramePr>
                     <a:graphicFrameLocks xmlns:a="http://schemas.openxmlformats.org/drawingml/2006/main" noChangeAspect="1"/>
